--- a/output/docx/ru/BUFRCREX_CodeFlag_ru_40.docx
+++ b/output/docx/ru/BUFRCREX_CodeFlag_ru_40.docx
@@ -548,7 +548,7 @@
           <w:i/>
           <w:sz w:val="14"/>
         </w:rPr>
-        <w:t>Note 81: Номинальный диапазон влажности поверхности почвы — от 0 % до 100 %. В крайних случаях экстраполированное обратное рассеяние при угле наклона в 40 градусов может превышать исходный показатель для влажного обратного рассеяния. В этих случаях значение, полученное в результате процесса измерения влажности поверхности почвы, будет менее 0 % или более 100 %, соответственно.</w:t>
+        <w:t>Note CF81: Номинальный диапазон влажности поверхности почвы — от 0 % до 100 %. В крайних случаях экстраполированное обратное рассеяние при угле наклона в 40 градусов может превышать исходный показатель для влажного обратного рассеяния. В этих случаях значение, полученное в результате процесса измерения влажности поверхности почвы, будет менее 0 % или более 100 %, соответственно.</w:t>
       </w:r>
     </w:p>
     <w:p/>
@@ -1268,7 +1268,7 @@
           <w:i/>
           <w:sz w:val="14"/>
         </w:rPr>
-        <w:t>Note 81: Номинальный диапазон влажности поверхности почвы — от 0 % до 100 %. В крайних случаях экстраполированное обратное рассеяние при угле наклона в 40 градусов может превышать исходный показатель для влажного обратного рассеяния. В этих случаях значение, полученное в результате процесса измерения влажности поверхности почвы, будет менее 0 % или более 100 %, соответственно.</w:t>
+        <w:t>Note CF81: Номинальный диапазон влажности поверхности почвы — от 0 % до 100 %. В крайних случаях экстраполированное обратное рассеяние при угле наклона в 40 градусов может превышать исходный показатель для влажного обратного рассеяния. В этих случаях значение, полученное в результате процесса измерения влажности поверхности почвы, будет менее 0 % или более 100 %, соответственно.</w:t>
       </w:r>
     </w:p>
     <w:p/>
